--- a/docs/feature/authentication/3-2-1-sign-up/spec.docx
+++ b/docs/feature/authentication/3-2-1-sign-up/spec.docx
@@ -8,7 +8,7 @@
           <w:b/>
           <w:sz w:val="26"/>
         </w:rPr>
-        <w:t>FR 3.2.1 Sign Up (Register)</w:t>
+        <w:t>FR 3.2.1 Sign Up (Email)</w:t>
       </w:r>
     </w:p>
     <w:p>
@@ -22,7 +22,7 @@
     </w:p>
     <w:p>
       <w:r>
-        <w:t>Guest (chua co tai khoan) truy cap trang /register va submit form dang ky voi email, password, fullName.</w:t>
+        <w:t>Begins when an unauthenticated Guest visits /register and submits the sign-up form with an email address, a password and a full name.</w:t>
       </w:r>
     </w:p>
     <w:p>
@@ -48,7 +48,7 @@
         <w:t xml:space="preserve">Actors / Roles: </w:t>
       </w:r>
       <w:r>
-        <w:t>Guest (chua dang nhap).</w:t>
+        <w:t>GUEST. Creates a new account with the default role USER.</w:t>
       </w:r>
     </w:p>
     <w:p>
@@ -65,7 +65,7 @@
         <w:t xml:space="preserve">Purpose: </w:t>
       </w:r>
       <w:r>
-        <w:t>Cho phep nguoi dung moi tao tai khoan bang email + password, xac thuc quyen so huu email qua OTP truoc khi kich hoat tai khoan.</w:t>
+        <w:t>Register a new account with an email address and a password, prove ownership of the email address with a one-time code, and hand the user over to Sign In.</w:t>
       </w:r>
     </w:p>
     <w:p>
@@ -82,7 +82,7 @@
         <w:t xml:space="preserve">Interface: </w:t>
       </w:r>
       <w:r>
-        <w:t>POST /api/v1/auth/register (tao user + gui OTP); POST /api/v1/auth/verify-otp (xac thuc OTP, FR 3.2.6); POST /api/v1/auth/resend-otp (gui lai OTP, FR 3.2.6).</w:t>
+        <w:t>Registration form with Full Name, Email, Password and Confirm Password inputs. After a successful submission the screen moves to OTP Verification (3.2.6), reusing the shared code entry component.</w:t>
       </w:r>
     </w:p>
     <w:p>
@@ -99,7 +99,7 @@
         <w:t xml:space="preserve">Data Processing: </w:t>
       </w:r>
       <w:r>
-        <w:t>Chuan hoa email (lowercase + trim), hash password bang bcrypt, sinh OTP 6 so ngau nhien (100000-999999) han 10 phut, tao User + UserSystemRole(USER), gui email OTP dong bo trong transaction.</w:t>
+        <w:t>The system normalizes the email address, hashes the password, generates a six-digit one-time code valid for 10 minutes, creates the account with the default role, and dispatches the verification email synchronously inside the same transaction.</w:t>
       </w:r>
     </w:p>
     <w:p>
@@ -113,7 +113,7 @@
     </w:p>
     <w:p>
       <w:r>
-        <w:t>Man hinh /register: form nhap email, password (co toggle show/hide), confirmPassword (FE tu check, khong gui BE), fullName. Sau submit thanh cong, chuyen sang man OTP Verification (dung chung component FR 3.2.6).</w:t>
+        <w:t>Figure — Registration Screen (/register):</w:t>
       </w:r>
     </w:p>
     <w:p>
@@ -124,7 +124,7 @@
         <w:t xml:space="preserve">-  </w:t>
       </w:r>
       <w:r>
-        <w:t>Input email, password, confirmPassword, fullName.</w:t>
+        <w:t>Center: Full Name input, Email input, Password input with a show/hide toggle, Confirm Password input.</w:t>
       </w:r>
     </w:p>
     <w:p>
@@ -135,7 +135,7 @@
         <w:t xml:space="preserve">-  </w:t>
       </w:r>
       <w:r>
-        <w:t>Validate real-time do manh mat khau (toi thieu 8 ky tu, co it nhat 1 chu so).</w:t>
+        <w:t>Password strength is validated in real time (at least 8 characters, at least one digit).</w:t>
       </w:r>
     </w:p>
     <w:p>
@@ -146,7 +146,18 @@
         <w:t xml:space="preserve">-  </w:t>
       </w:r>
       <w:r>
-        <w:t>Sau submit -&gt; chuyen man OTP Verification, dem nguoc resend OTP.</w:t>
+        <w:t>After a successful submission the screen switches to OTP Verification (3.2.6) with a resend countdown.</w:t>
+      </w:r>
+    </w:p>
+    <w:p>
+      <w:pPr>
+        <w:ind w:left="360"/>
+      </w:pPr>
+      <w:r>
+        <w:t xml:space="preserve">-  </w:t>
+      </w:r>
+      <w:r>
+        <w:t>Footer: a link to Sign In for users who already have an account.</w:t>
       </w:r>
     </w:p>
     <w:p>
@@ -171,7 +182,7 @@
         <w:t xml:space="preserve">Input required: </w:t>
       </w:r>
       <w:r>
-        <w:t>email (string, @Email, bat buoc), password (string, toi thieu 8 ky tu va co it nhat 1 chu so), fullName (string, bat buoc).</w:t>
+        <w:t>email, password, fullName. The confirm password field is verified on the client only and is never submitted.</w:t>
       </w:r>
     </w:p>
     <w:p>
@@ -182,7 +193,7 @@
         <w:t xml:space="preserve">System data: </w:t>
       </w:r>
       <w:r>
-        <w:t>User.email (unique, luu lowercase+trim), User.passwordHash (bcrypt), User.fullName, User.otpCode, User.otpExpiry (now+10 phut), UserSystemRole(role=USER).</w:t>
+        <w:t>userId, role (USER), status, emailVerifiedAt, otpCode, otpExpiry, passwordHash, createdAt.</w:t>
       </w:r>
     </w:p>
     <w:p>
@@ -193,7 +204,7 @@
         <w:t xml:space="preserve">Output: </w:t>
       </w:r>
       <w:r>
-        <w:t>201 CREATED, body RegisterResponse { userId }. Header X-Request-Id (tu sinh neu client khong gui).</w:t>
+        <w:t>userId of the newly created account.</w:t>
       </w:r>
     </w:p>
     <w:p>
@@ -209,7 +220,7 @@
         <w:t xml:space="preserve">BR-01: </w:t>
       </w:r>
       <w:r>
-        <w:t>Email phai duy nhat trong he thong (case-insensitive, chuan hoa lowercase+trim truoc khi luu/so sanh).</w:t>
+        <w:t>The email address is normalized to lower case and trimmed before it is stored and before the uniqueness check, so "User@gmail.com" and "user@gmail.com" are the same account. A duplicate returns 409 EMAIL_ALREADY_EXISTS.</w:t>
       </w:r>
     </w:p>
     <w:p>
@@ -220,7 +231,7 @@
         <w:t xml:space="preserve">BR-02: </w:t>
       </w:r>
       <w:r>
-        <w:t>Mat khau duoc hash bang bcrypt truoc khi luu, khong bao gio luu plaintext.</w:t>
+        <w:t>Password policy: at least 8 characters and at least one digit, hashed with BCrypt; the plain password is never stored, logged or returned.</w:t>
       </w:r>
     </w:p>
     <w:p>
@@ -231,7 +242,7 @@
         <w:t xml:space="preserve">BR-03: </w:t>
       </w:r>
       <w:r>
-        <w:t>OTP la 6 chu so ngau nhien, han su dung 10 phut, gui dong bo qua email ngay trong transaction cua register.</w:t>
+        <w:t>The account is created immediately at registration with emailVerifiedAt empty and only becomes verified once the correct one-time code is submitted (3.2.6). Verification does not sign the user in; the user signs in separately afterwards.</w:t>
       </w:r>
     </w:p>
     <w:p>
@@ -242,29 +253,7 @@
         <w:t xml:space="preserve">BR-04: </w:t>
       </w:r>
       <w:r>
-        <w:t>User duoc tao ngay tai buoc register (emailVerifiedAt=null); verify OTP dung (FR 3.2.6) moi set emailVerifiedAt=now.</w:t>
-      </w:r>
-    </w:p>
-    <w:p>
-      <w:r>
-        <w:rPr>
-          <w:b/>
-        </w:rPr>
-        <w:t xml:space="preserve">BR-05: </w:t>
-      </w:r>
-      <w:r>
-        <w:t>Verify OTP thanh cong KHONG tu dong dang nhap - khong cap access/refresh token o buoc nay, user phai tu goi POST /login.</w:t>
-      </w:r>
-    </w:p>
-    <w:p>
-      <w:r>
-        <w:rPr>
-          <w:b/>
-        </w:rPr>
-        <w:t xml:space="preserve">BR-06: </w:t>
-      </w:r>
-      <w:r>
-        <w:t>Dang ky lai bang email trung (ke ca khac hoa/thuong, ke ca account cu chua verify) luon tra 409 EMAIL_ALREADY_EXISTS ngay, khong co logic tu dong resend OTP cho account cu.</w:t>
+        <w:t>The one-time code is six digits, valid for 10 minutes, delivered by email.</w:t>
       </w:r>
     </w:p>
     <w:p>
@@ -274,22 +263,17 @@
     </w:p>
     <w:p>
       <w:r>
-        <w:t>email: bat buoc, dung dinh dang email (@Email) -&gt; sai format tra 400 VALIDATION_ERROR.</w:t>
+        <w:t>Empty required field → error message.</w:t>
       </w:r>
     </w:p>
     <w:p>
       <w:r>
-        <w:t>password: bat buoc, toi thieu 8 ky tu, phai co it nhat 1 chu so -&gt; khong dat tra 400 VALIDATION_ERROR (dung chung ma loi nay, khong co WEAK_PASSWORD rieng).</w:t>
+        <w:t>Invalid email format → 400 VALIDATION_ERROR.</w:t>
       </w:r>
     </w:p>
     <w:p>
       <w:r>
-        <w:t>fullName: bat buoc (@NotBlank) -&gt; thieu tra 400 VALIDATION_ERROR.</w:t>
-      </w:r>
-    </w:p>
-    <w:p>
-      <w:r>
-        <w:t>email da ton tai (unique constraint, case-insensitive) -&gt; 409 EMAIL_ALREADY_EXISTS.</w:t>
+        <w:t>Password does not meet the policy (fewer than 8 characters, or no digit) → 400 VALIDATION_ERROR.</w:t>
       </w:r>
     </w:p>
     <w:p>
@@ -308,47 +292,32 @@
     </w:p>
     <w:p>
       <w:r>
-        <w:t>1. User dien form /register (email, password, confirmPassword, fullName) va submit.</w:t>
+        <w:t>1. The Guest opens /register and fills in the email address, password, confirm password and full name.</w:t>
       </w:r>
     </w:p>
     <w:p>
       <w:r>
-        <w:t>2. FE goi POST /api/v1/auth/register { email, password, fullName }.</w:t>
+        <w:t>2. The Guest submits the form.</w:t>
       </w:r>
     </w:p>
     <w:p>
       <w:r>
-        <w:t>3. BE chuan hoa email (lowercase+trim), sinh OTP 6 so, hash password bang bcrypt.</w:t>
+        <w:t>3. The system normalizes the email address and checks that it is not already registered.</w:t>
       </w:r>
     </w:p>
     <w:p>
       <w:r>
-        <w:t>4. BE tao User (chua verify) va UserSystemRole(USER) trong DB.</w:t>
+        <w:t>4. The system hashes the password, creates the account with the default role and generates a six-digit one-time code valid for 10 minutes.</w:t>
       </w:r>
     </w:p>
     <w:p>
       <w:r>
-        <w:t>5. BE gui email chua OTP (dong bo, trong cung transaction).</w:t>
+        <w:t>5. The system sends the code to the registered email address.</w:t>
       </w:r>
     </w:p>
     <w:p>
       <w:r>
-        <w:t>6. BE tra ve 201 { userId }.</w:t>
-      </w:r>
-    </w:p>
-    <w:p>
-      <w:r>
-        <w:t>7. FE chuyen sang man OTP Verification (FR 3.2.6), truyen email de goi POST /verify-otp.</w:t>
-      </w:r>
-    </w:p>
-    <w:p>
-      <w:r>
-        <w:t>8. User nhap OTP dung -&gt; BE set emailVerifiedAt=now (khong cap token).</w:t>
-      </w:r>
-    </w:p>
-    <w:p>
-      <w:r>
-        <w:t>9. User tu dang nhap qua POST /login de nhan access/refresh token.</w:t>
+        <w:t>6. The system returns the new userId and the screen moves to OTP Verification (3.2.6).</w:t>
       </w:r>
     </w:p>
     <w:p>
@@ -358,32 +327,17 @@
     </w:p>
     <w:p>
       <w:r>
-        <w:t>Email da ton tai (ke ca chi khac hoa/thuong) -&gt; 409 EMAIL_ALREADY_EXISTS, khong tao account moi, khong tu resend OTP.</w:t>
+        <w:t>-  The email address is already registered, including a different letter case such as USER@gmail.com while user@gmail.com exists and is still unverified → 409 EMAIL_ALREADY_EXISTS. The existing account is not modified and no code is re-sent automatically; a new code must be requested explicitly (3.2.6).</w:t>
       </w:r>
     </w:p>
     <w:p>
       <w:r>
-        <w:t>Email sai dinh dang hoac password khong dat yeu cau -&gt; 400 VALIDATION_ERROR.</w:t>
+        <w:t>-  The email address or the password fails validation → 400 VALIDATION_ERROR.</w:t>
       </w:r>
     </w:p>
     <w:p>
       <w:r>
-        <w:t>OTP het han truoc khi user nhap -&gt; user goi POST /resend-otp de nhan OTP moi (rate-limit 60s qua Redis key otp:resend:&lt;email&gt;).</w:t>
-      </w:r>
-    </w:p>
-    <w:p>
-      <w:r>
-        <w:t>OTP nhap sai -&gt; 400 OTP_INVALID; sai 5 lan lien tiep -&gt; xoa OTP, tra 400 OTP_TOO_MANY_ATTEMPTS (dem qua Redis key otp:attempt:&lt;email&gt;, TTL 10 phut).</w:t>
-      </w:r>
-    </w:p>
-    <w:p>
-      <w:r>
-        <w:t>Resend OTP khi email chua dang ky -&gt; 404 USER_NOT_FOUND.</w:t>
-      </w:r>
-    </w:p>
-    <w:p>
-      <w:r>
-        <w:t>Resend OTP hoac verify OTP khi email da verify roi -&gt; idempotent, tra ve binh thuong khong loi.</w:t>
+        <w:t>-  The one-time code expires before it is entered → the account is kept and a new code can be requested through the resend action, rate-limited to one request every 60 seconds (3.2.6).</w:t>
       </w:r>
     </w:p>
     <w:p>
@@ -403,7 +357,7 @@
         <w:t xml:space="preserve">-  </w:t>
       </w:r>
       <w:r>
-        <w:t>User moi duoc tao trong DB voi passwordHash da hash, emailVerifiedAt=null cho den khi verify OTP thanh cong.</w:t>
+        <w:t>An account record exists with the default role USER and emailVerifiedAt empty.</w:t>
       </w:r>
     </w:p>
     <w:p>
@@ -414,7 +368,7 @@
         <w:t xml:space="preserve">-  </w:t>
       </w:r>
       <w:r>
-        <w:t>Sau khi verify OTP thanh cong, emailVerifiedAt duoc set, otpCode/otpExpiry bi xoa (null).</w:t>
+        <w:t>A one-time code valid for 10 minutes is stored and the verification email has been dispatched.</w:t>
       </w:r>
     </w:p>
     <w:p>
@@ -425,7 +379,7 @@
         <w:t xml:space="preserve">-  </w:t>
       </w:r>
       <w:r>
-        <w:t>User chua co token dang nhap ngay sau verify - phai goi POST /login rieng.</w:t>
+        <w:t>No session is established; the user is not signed in.</w:t>
       </w:r>
     </w:p>
     <w:sectPr>

--- a/docs/feature/authentication/3-2-1-sign-up/spec.docx
+++ b/docs/feature/authentication/3-2-1-sign-up/spec.docx
@@ -120,9 +120,7 @@
       <w:pPr>
         <w:ind w:left="360"/>
       </w:pPr>
-      <w:r>
-        <w:t xml:space="preserve">-  </w:t>
-      </w:r>
+      <w:r/>
       <w:r>
         <w:t>Center: Full Name input, Email input, Password input with a show/hide toggle, Confirm Password input.</w:t>
       </w:r>
@@ -131,9 +129,7 @@
       <w:pPr>
         <w:ind w:left="360"/>
       </w:pPr>
-      <w:r>
-        <w:t xml:space="preserve">-  </w:t>
-      </w:r>
+      <w:r/>
       <w:r>
         <w:t>Password strength is validated in real time (at least 8 characters, at least one digit).</w:t>
       </w:r>
@@ -142,9 +138,7 @@
       <w:pPr>
         <w:ind w:left="360"/>
       </w:pPr>
-      <w:r>
-        <w:t xml:space="preserve">-  </w:t>
-      </w:r>
+      <w:r/>
       <w:r>
         <w:t>After a successful submission the screen switches to OTP Verification (3.2.6) with a resend countdown.</w:t>
       </w:r>
@@ -153,9 +147,7 @@
       <w:pPr>
         <w:ind w:left="360"/>
       </w:pPr>
-      <w:r>
-        <w:t xml:space="preserve">-  </w:t>
-      </w:r>
+      <w:r/>
       <w:r>
         <w:t>Footer: a link to Sign In for users who already have an account.</w:t>
       </w:r>
@@ -353,9 +345,7 @@
       <w:pPr>
         <w:ind w:left="360"/>
       </w:pPr>
-      <w:r>
-        <w:t xml:space="preserve">-  </w:t>
-      </w:r>
+      <w:r/>
       <w:r>
         <w:t>An account record exists with the default role USER and emailVerifiedAt empty.</w:t>
       </w:r>
@@ -364,9 +354,7 @@
       <w:pPr>
         <w:ind w:left="360"/>
       </w:pPr>
-      <w:r>
-        <w:t xml:space="preserve">-  </w:t>
-      </w:r>
+      <w:r/>
       <w:r>
         <w:t>A one-time code valid for 10 minutes is stored and the verification email has been dispatched.</w:t>
       </w:r>
@@ -375,9 +363,7 @@
       <w:pPr>
         <w:ind w:left="360"/>
       </w:pPr>
-      <w:r>
-        <w:t xml:space="preserve">-  </w:t>
-      </w:r>
+      <w:r/>
       <w:r>
         <w:t>No session is established; the user is not signed in.</w:t>
       </w:r>

--- a/docs/feature/authentication/3-2-1-sign-up/spec.docx
+++ b/docs/feature/authentication/3-2-1-sign-up/spec.docx
@@ -206,46 +206,17 @@
     </w:p>
     <w:p>
       <w:r>
-        <w:rPr>
-          <w:b/>
-        </w:rPr>
-        <w:t xml:space="preserve">BR-01: </w:t>
-      </w:r>
-      <w:r>
-        <w:t>The email address is normalized to lower case and trimmed before it is stored and before the uniqueness check, so "User@gmail.com" and "user@gmail.com" are the same account. A duplicate returns 409 EMAIL_ALREADY_EXISTS.</w:t>
+        <w:t>BR-01: The email address is normalized to lower case and trimmed before it is stored and before the uniqueness check, so "User@gmail.com" and "user@gmail.com" are the same account. A duplicate returns 409 EMAIL_ALREADY_EXISTS.</w:t>
       </w:r>
     </w:p>
     <w:p>
       <w:r>
-        <w:rPr>
-          <w:b/>
-        </w:rPr>
-        <w:t xml:space="preserve">BR-02: </w:t>
-      </w:r>
-      <w:r>
-        <w:t>Password policy: at least 8 characters and at least one digit, hashed with BCrypt; the plain password is never stored, logged or returned.</w:t>
+        <w:t>BR-02: Password policy: at least 8 characters and at least one digit, hashed with BCrypt cost=12; the plain password is never stored, logged or returned.</w:t>
       </w:r>
     </w:p>
     <w:p>
       <w:r>
-        <w:rPr>
-          <w:b/>
-        </w:rPr>
-        <w:t xml:space="preserve">BR-03: </w:t>
-      </w:r>
-      <w:r>
-        <w:t>The account is created immediately at registration with emailVerifiedAt empty and only becomes verified once the correct one-time code is submitted (3.2.6). Verification does not sign the user in; the user signs in separately afterwards.</w:t>
-      </w:r>
-    </w:p>
-    <w:p>
-      <w:r>
-        <w:rPr>
-          <w:b/>
-        </w:rPr>
-        <w:t xml:space="preserve">BR-04: </w:t>
-      </w:r>
-      <w:r>
-        <w:t>The one-time code is six digits, valid for 10 minutes, delivered by email.</w:t>
+        <w:t>BR-03: The account is created immediately at registration with emailVerifiedAt empty and an OTP that is six digits, valid for 10 minutes and single-use, delivered by email; the account only becomes verified once the correct one-time code is submitted (3.2.6). Verification does not sign the user in; the user signs in separately afterwards.</w:t>
       </w:r>
     </w:p>
     <w:p>
@@ -255,17 +226,46 @@
     </w:p>
     <w:p>
       <w:r>
-        <w:t>Empty required field → error message.</w:t>
+        <w:t xml:space="preserve">email empty, fullName empty or password empty → Display: </w:t>
+      </w:r>
+      <w:r>
+        <w:rPr>
+          <w:b/>
+        </w:rPr>
+        <w:t xml:space="preserve">MSG02</w:t>
       </w:r>
     </w:p>
     <w:p>
       <w:r>
-        <w:t>Invalid email format → 400 VALIDATION_ERROR.</w:t>
+        <w:t xml:space="preserve">email invalid format → Display: </w:t>
+      </w:r>
+      <w:r>
+        <w:rPr>
+          <w:b/>
+        </w:rPr>
+        <w:t xml:space="preserve">MSG04</w:t>
       </w:r>
     </w:p>
     <w:p>
       <w:r>
-        <w:t>Password does not meet the policy (fewer than 8 characters, or no digit) → 400 VALIDATION_ERROR.</w:t>
+        <w:t xml:space="preserve">password does not meet the policy (fewer than 8 characters, or no digit) → Display: </w:t>
+      </w:r>
+      <w:r>
+        <w:rPr>
+          <w:b/>
+        </w:rPr>
+        <w:t xml:space="preserve">MSG05</w:t>
+      </w:r>
+    </w:p>
+    <w:p>
+      <w:r>
+        <w:t xml:space="preserve">duplicate email → Display: </w:t>
+      </w:r>
+      <w:r>
+        <w:rPr>
+          <w:b/>
+        </w:rPr>
+        <w:t xml:space="preserve">MSG08</w:t>
       </w:r>
     </w:p>
     <w:p>
@@ -309,7 +309,16 @@
     </w:p>
     <w:p>
       <w:r>
-        <w:t>6. The system returns the new userId and the screen moves to OTP Verification (3.2.6).</w:t>
+        <w:t xml:space="preserve">6. The system returns the new userId and the screen moves to OTP Verification (3.2.6); toast </w:t>
+      </w:r>
+      <w:r>
+        <w:rPr>
+          <w:b/>
+        </w:rPr>
+        <w:t xml:space="preserve">MSG10</w:t>
+      </w:r>
+      <w:r>
+        <w:t xml:space="preserve">.</w:t>
       </w:r>
     </w:p>
     <w:p>
@@ -319,17 +328,65 @@
     </w:p>
     <w:p>
       <w:r>
-        <w:t>-  The email address is already registered, including a different letter case such as USER@gmail.com while user@gmail.com exists and is still unverified → 409 EMAIL_ALREADY_EXISTS. The existing account is not modified and no code is re-sent automatically; a new code must be requested explicitly (3.2.6).</w:t>
+        <w:t xml:space="preserve">3.a1: The email address is already registered, including a different letter case such as USER@gmail.com while user@gmail.com exists and is still unverified (BR-01) → 409 EMAIL_ALREADY_EXISTS, toast </w:t>
+      </w:r>
+      <w:r>
+        <w:rPr>
+          <w:b/>
+        </w:rPr>
+        <w:t xml:space="preserve">MSG08</w:t>
+      </w:r>
+      <w:r>
+        <w:t xml:space="preserve">.
+</w:t>
+      </w:r>
+      <w:r>
+        <w:t>3.a2: The existing account is not modified and no code is re-sent automatically; the Guest switches to Sign In or requests a new code explicitly (3.2.6).</w:t>
       </w:r>
     </w:p>
     <w:p>
       <w:r>
-        <w:t>-  The email address or the password fails validation → 400 VALIDATION_ERROR.</w:t>
+        <w:t xml:space="preserve">1.a1: The email address, full name or password fails validation (BR-02) → 400 VALIDATION_ERROR, Display: </w:t>
+      </w:r>
+      <w:r>
+        <w:rPr>
+          <w:b/>
+        </w:rPr>
+        <w:t xml:space="preserve">MSG02</w:t>
+      </w:r>
+      <w:r>
+        <w:t xml:space="preserve">/</w:t>
+      </w:r>
+      <w:r>
+        <w:rPr>
+          <w:b/>
+        </w:rPr>
+        <w:t xml:space="preserve">MSG04</w:t>
+      </w:r>
+      <w:r>
+        <w:t xml:space="preserve">/</w:t>
+      </w:r>
+      <w:r>
+        <w:rPr>
+          <w:b/>
+        </w:rPr>
+        <w:t xml:space="preserve">MSG05</w:t>
+      </w:r>
+      <w:r>
+        <w:t xml:space="preserve"> under the offending field.
+</w:t>
+      </w:r>
+      <w:r>
+        <w:t>1.a2: The Guest corrects the field and resubmits.</w:t>
       </w:r>
     </w:p>
     <w:p>
       <w:r>
-        <w:t>-  The one-time code expires before it is entered → the account is kept and a new code can be requested through the resend action, rate-limited to one request every 60 seconds (3.2.6).</w:t>
+        <w:t>4.a1: The one-time code expires before it is entered (BR-03) → the account is kept.</w:t>
+        <w:br/>
+      </w:r>
+      <w:r>
+        <w:t>4.a2: A new code can be requested through the resend action, rate-limited to one request every 60 seconds (3.2.6).</w:t>
       </w:r>
     </w:p>
     <w:p>
